--- a/public/TBCD-template/PO.KCN-YM.docx
+++ b/public/TBCD-template/PO.KCN-YM.docx
@@ -360,7 +360,6 @@
                 <w:szCs w:val="24"/>
               </w:rPr>
             </w:pPr>
-            <w:proofErr w:type="spellStart"/>
             <w:r>
               <w:rPr>
                 <w:rFonts w:ascii="Times New Roman" w:hAnsi="Times New Roman"/>
@@ -369,18 +368,7 @@
                 <w:sz w:val="24"/>
                 <w:szCs w:val="24"/>
               </w:rPr>
-              <w:t>Hưng</w:t>
-            </w:r>
-            <w:proofErr w:type="spellEnd"/>
-            <w:r>
-              <w:rPr>
-                <w:rFonts w:ascii="Times New Roman" w:hAnsi="Times New Roman"/>
-                <w:b w:val="0"/>
-                <w:i/>
-                <w:sz w:val="24"/>
-                <w:szCs w:val="24"/>
-              </w:rPr>
-              <w:t xml:space="preserve"> Yên</w:t>
+              <w:t>Hưng Yên</w:t>
             </w:r>
             <w:r>
               <w:rPr>
@@ -446,23 +434,7 @@
           <w:b/>
           <w:bCs/>
         </w:rPr>
-        <w:t>{</w:t>
-      </w:r>
-      <w:proofErr w:type="spellStart"/>
-      <w:r>
-        <w:rPr>
-          <w:b/>
-          <w:bCs/>
-        </w:rPr>
-        <w:t>typeLabel</w:t>
-      </w:r>
-      <w:proofErr w:type="spellEnd"/>
-      <w:r>
-        <w:rPr>
-          <w:b/>
-          <w:bCs/>
-        </w:rPr>
-        <w:t>}</w:t>
+        <w:t>{typeLabel}</w:t>
       </w:r>
     </w:p>
     <w:p>
@@ -484,66 +456,19 @@
           <w:lang w:val="vi-VN"/>
         </w:rPr>
       </w:pPr>
-      <w:proofErr w:type="spellStart"/>
       <w:r>
         <w:rPr>
           <w:b/>
           <w:bCs/>
         </w:rPr>
-        <w:t>Kính</w:t>
-      </w:r>
-      <w:proofErr w:type="spellEnd"/>
-      <w:r>
-        <w:rPr>
-          <w:b/>
-          <w:bCs/>
-        </w:rPr>
-        <w:t xml:space="preserve"> </w:t>
-      </w:r>
-      <w:proofErr w:type="spellStart"/>
-      <w:r>
-        <w:rPr>
-          <w:b/>
-          <w:bCs/>
-        </w:rPr>
-        <w:t>gửi</w:t>
-      </w:r>
-      <w:proofErr w:type="spellEnd"/>
-      <w:r>
-        <w:rPr>
-          <w:b/>
-          <w:bCs/>
-        </w:rPr>
-        <w:t xml:space="preserve">: </w:t>
-      </w:r>
-      <w:r>
-        <w:rPr>
-          <w:rFonts w:eastAsia="MS Mincho"/>
-        </w:rPr>
-        <w:t xml:space="preserve">Quý </w:t>
-      </w:r>
-      <w:proofErr w:type="spellStart"/>
-      <w:r>
-        <w:rPr>
-          <w:rFonts w:eastAsia="MS Mincho"/>
-        </w:rPr>
-        <w:t>khách</w:t>
-      </w:r>
-      <w:proofErr w:type="spellEnd"/>
-      <w:r>
-        <w:rPr>
-          <w:rFonts w:eastAsia="MS Mincho"/>
-        </w:rPr>
-        <w:t xml:space="preserve"> </w:t>
-      </w:r>
-      <w:proofErr w:type="spellStart"/>
-      <w:r>
-        <w:rPr>
-          <w:rFonts w:eastAsia="MS Mincho"/>
-        </w:rPr>
-        <w:t>hàng</w:t>
-      </w:r>
-      <w:proofErr w:type="spellEnd"/>
+        <w:t xml:space="preserve">Kính gửi: </w:t>
+      </w:r>
+      <w:r>
+        <w:rPr>
+          <w:rFonts w:eastAsia="MS Mincho"/>
+        </w:rPr>
+        <w:t>Quý khách hàng</w:t>
+      </w:r>
     </w:p>
     <w:p>
       <w:pPr>
@@ -843,34 +768,14 @@
                 <w:bCs/>
               </w:rPr>
             </w:pPr>
-            <w:proofErr w:type="spellStart"/>
             <w:r>
               <w:rPr>
                 <w:rFonts w:eastAsia="MS Mincho"/>
                 <w:b/>
                 <w:bCs/>
               </w:rPr>
-              <w:t>Thời</w:t>
-            </w:r>
-            <w:proofErr w:type="spellEnd"/>
-            <w:r>
-              <w:rPr>
-                <w:rFonts w:eastAsia="MS Mincho"/>
-                <w:b/>
-                <w:bCs/>
-              </w:rPr>
-              <w:t xml:space="preserve"> </w:t>
-            </w:r>
-            <w:proofErr w:type="spellStart"/>
-            <w:r>
-              <w:rPr>
-                <w:rFonts w:eastAsia="MS Mincho"/>
-                <w:b/>
-                <w:bCs/>
-              </w:rPr>
-              <w:t>gian</w:t>
-            </w:r>
-            <w:proofErr w:type="spellEnd"/>
+              <w:t>Thời gian</w:t>
+            </w:r>
           </w:p>
         </w:tc>
         <w:tc>
@@ -894,18 +799,8 @@
                 <w:b/>
                 <w:bCs/>
               </w:rPr>
-              <w:t xml:space="preserve">Khu </w:t>
-            </w:r>
-            <w:proofErr w:type="spellStart"/>
-            <w:r>
-              <w:rPr>
-                <w:rFonts w:eastAsia="MS Mincho"/>
-                <w:b/>
-                <w:bCs/>
-              </w:rPr>
-              <w:t>vực</w:t>
-            </w:r>
-            <w:proofErr w:type="spellEnd"/>
+              <w:t>Khu vực</w:t>
+            </w:r>
           </w:p>
         </w:tc>
         <w:tc>
@@ -957,23 +852,7 @@
                 <w:b/>
                 <w:bCs/>
               </w:rPr>
-              <w:t>{#</w:t>
-            </w:r>
-            <w:proofErr w:type="gramStart"/>
-            <w:r>
-              <w:rPr>
-                <w:b/>
-                <w:bCs/>
-              </w:rPr>
-              <w:t>slots}{</w:t>
-            </w:r>
-            <w:proofErr w:type="gramEnd"/>
-            <w:r>
-              <w:rPr>
-                <w:b/>
-                <w:bCs/>
-              </w:rPr>
-              <w:t>slotIndex}</w:t>
+              <w:t>{#slots}{slotIndex}</w:t>
             </w:r>
           </w:p>
           <w:p>
@@ -1001,75 +880,29 @@
                 <w:b/>
                 <w:bCs/>
               </w:rPr>
-              <w:t>{</w:t>
-            </w:r>
-            <w:proofErr w:type="spellStart"/>
+              <w:t>{startTime}</w:t>
+            </w:r>
+          </w:p>
+          <w:p>
+            <w:pPr>
+              <w:spacing w:line="360" w:lineRule="auto"/>
+              <w:jc w:val="center"/>
+              <w:rPr>
+                <w:rFonts w:eastAsia="MS Mincho"/>
+              </w:rPr>
+            </w:pPr>
+            <w:r>
+              <w:rPr>
+                <w:rFonts w:eastAsia="MS Mincho"/>
+              </w:rPr>
+              <w:t xml:space="preserve"> đến </w:t>
+            </w:r>
             <w:r>
               <w:rPr>
                 <w:b/>
                 <w:bCs/>
               </w:rPr>
-              <w:t>startTime</w:t>
-            </w:r>
-            <w:proofErr w:type="spellEnd"/>
-            <w:r>
-              <w:rPr>
-                <w:b/>
-                <w:bCs/>
-              </w:rPr>
-              <w:t>}</w:t>
-            </w:r>
-          </w:p>
-          <w:p>
-            <w:pPr>
-              <w:spacing w:line="360" w:lineRule="auto"/>
-              <w:jc w:val="center"/>
-              <w:rPr>
-                <w:rFonts w:eastAsia="MS Mincho"/>
-              </w:rPr>
-            </w:pPr>
-            <w:r>
-              <w:rPr>
-                <w:rFonts w:eastAsia="MS Mincho"/>
-              </w:rPr>
-              <w:t xml:space="preserve"> </w:t>
-            </w:r>
-            <w:proofErr w:type="spellStart"/>
-            <w:r>
-              <w:rPr>
-                <w:rFonts w:eastAsia="MS Mincho"/>
-              </w:rPr>
-              <w:t>đến</w:t>
-            </w:r>
-            <w:proofErr w:type="spellEnd"/>
-            <w:r>
-              <w:rPr>
-                <w:rFonts w:eastAsia="MS Mincho"/>
-              </w:rPr>
-              <w:t xml:space="preserve"> </w:t>
-            </w:r>
-            <w:r>
-              <w:rPr>
-                <w:b/>
-                <w:bCs/>
-              </w:rPr>
-              <w:t>{</w:t>
-            </w:r>
-            <w:proofErr w:type="spellStart"/>
-            <w:r>
-              <w:rPr>
-                <w:b/>
-                <w:bCs/>
-              </w:rPr>
-              <w:t>endTime</w:t>
-            </w:r>
-            <w:proofErr w:type="spellEnd"/>
-            <w:r>
-              <w:rPr>
-                <w:b/>
-                <w:bCs/>
-              </w:rPr>
-              <w:t>}</w:t>
+              <w:t>{endTime}</w:t>
             </w:r>
           </w:p>
         </w:tc>
@@ -1096,49 +929,7 @@
               <w:rPr>
                 <w:rFonts w:eastAsia="MS Mincho"/>
               </w:rPr>
-              <w:t xml:space="preserve">Yên </w:t>
-            </w:r>
-            <w:proofErr w:type="spellStart"/>
-            <w:r>
-              <w:rPr>
-                <w:rFonts w:eastAsia="MS Mincho"/>
-              </w:rPr>
-              <w:t>Mỹ</w:t>
-            </w:r>
-            <w:proofErr w:type="spellEnd"/>
-            <w:r>
-              <w:rPr>
-                <w:rFonts w:eastAsia="MS Mincho"/>
-              </w:rPr>
-              <w:t xml:space="preserve">, </w:t>
-            </w:r>
-            <w:proofErr w:type="spellStart"/>
-            <w:r>
-              <w:rPr>
-                <w:rFonts w:eastAsia="MS Mincho"/>
-              </w:rPr>
-              <w:t>tỉnh</w:t>
-            </w:r>
-            <w:proofErr w:type="spellEnd"/>
-            <w:r>
-              <w:rPr>
-                <w:rFonts w:eastAsia="MS Mincho"/>
-              </w:rPr>
-              <w:t xml:space="preserve"> </w:t>
-            </w:r>
-            <w:proofErr w:type="spellStart"/>
-            <w:r>
-              <w:rPr>
-                <w:rFonts w:eastAsia="MS Mincho"/>
-              </w:rPr>
-              <w:t>Hưng</w:t>
-            </w:r>
-            <w:proofErr w:type="spellEnd"/>
-            <w:r>
-              <w:rPr>
-                <w:rFonts w:eastAsia="MS Mincho"/>
-              </w:rPr>
-              <w:t xml:space="preserve"> Yên</w:t>
+              <w:t>Yên Mỹ, tỉnh Hưng Yên</w:t>
             </w:r>
           </w:p>
         </w:tc>
@@ -1172,131 +963,31 @@
                 <w:i/>
                 <w:iCs/>
               </w:rPr>
-              <w:t>(</w:t>
-            </w:r>
-            <w:proofErr w:type="spellStart"/>
+              <w:t xml:space="preserve">(Đính kèm phụ lục </w:t>
+            </w:r>
             <w:r>
               <w:rPr>
                 <w:rFonts w:eastAsia="MS Mincho"/>
                 <w:i/>
                 <w:iCs/>
               </w:rPr>
-              <w:t>Đính</w:t>
-            </w:r>
-            <w:proofErr w:type="spellEnd"/>
+              <w:t>{slotIndex}</w:t>
+            </w:r>
             <w:r>
               <w:rPr>
                 <w:rFonts w:eastAsia="MS Mincho"/>
                 <w:i/>
                 <w:iCs/>
               </w:rPr>
-              <w:t xml:space="preserve"> </w:t>
-            </w:r>
-            <w:proofErr w:type="spellStart"/>
+              <w:t>)</w:t>
+            </w:r>
             <w:r>
               <w:rPr>
                 <w:rFonts w:eastAsia="MS Mincho"/>
                 <w:i/>
                 <w:iCs/>
               </w:rPr>
-              <w:t>kèm</w:t>
-            </w:r>
-            <w:proofErr w:type="spellEnd"/>
-            <w:r>
-              <w:rPr>
-                <w:rFonts w:eastAsia="MS Mincho"/>
-                <w:i/>
-                <w:iCs/>
-              </w:rPr>
-              <w:t xml:space="preserve"> </w:t>
-            </w:r>
-            <w:proofErr w:type="spellStart"/>
-            <w:r>
-              <w:rPr>
-                <w:rFonts w:eastAsia="MS Mincho"/>
-                <w:i/>
-                <w:iCs/>
-              </w:rPr>
-              <w:t>phụ</w:t>
-            </w:r>
-            <w:proofErr w:type="spellEnd"/>
-            <w:r>
-              <w:rPr>
-                <w:rFonts w:eastAsia="MS Mincho"/>
-                <w:i/>
-                <w:iCs/>
-              </w:rPr>
-              <w:t xml:space="preserve"> </w:t>
-            </w:r>
-            <w:proofErr w:type="spellStart"/>
-            <w:r>
-              <w:rPr>
-                <w:rFonts w:eastAsia="MS Mincho"/>
-                <w:i/>
-                <w:iCs/>
-              </w:rPr>
-              <w:t>lục</w:t>
-            </w:r>
-            <w:proofErr w:type="spellEnd"/>
-            <w:r>
-              <w:rPr>
-                <w:rFonts w:eastAsia="MS Mincho"/>
-                <w:i/>
-                <w:iCs/>
-              </w:rPr>
-              <w:t xml:space="preserve"> </w:t>
-            </w:r>
-            <w:r>
-              <w:rPr>
-                <w:rFonts w:eastAsia="MS Mincho"/>
-                <w:i/>
-                <w:iCs/>
-              </w:rPr>
-              <w:t>{</w:t>
-            </w:r>
-            <w:proofErr w:type="spellStart"/>
-            <w:r>
-              <w:rPr>
-                <w:rFonts w:eastAsia="MS Mincho"/>
-                <w:i/>
-                <w:iCs/>
-              </w:rPr>
-              <w:t>slotIndex</w:t>
-            </w:r>
-            <w:proofErr w:type="spellEnd"/>
-            <w:proofErr w:type="gramStart"/>
-            <w:r>
-              <w:rPr>
-                <w:rFonts w:eastAsia="MS Mincho"/>
-                <w:i/>
-                <w:iCs/>
-              </w:rPr>
-              <w:t>}</w:t>
-            </w:r>
-            <w:r>
-              <w:rPr>
-                <w:rFonts w:eastAsia="MS Mincho"/>
-                <w:i/>
-                <w:iCs/>
-              </w:rPr>
-              <w:t>)</w:t>
-            </w:r>
-            <w:r>
-              <w:rPr>
-                <w:rFonts w:eastAsia="MS Mincho"/>
-                <w:i/>
-                <w:iCs/>
-              </w:rPr>
-              <w:t>{</w:t>
-            </w:r>
-            <w:proofErr w:type="gramEnd"/>
-            <w:r>
-              <w:rPr>
-                <w:rFonts w:eastAsia="MS Mincho"/>
-                <w:i/>
-                <w:iCs/>
-              </w:rPr>
-              <w:t>/slots}</w:t>
+              <w:t>{/slots}</w:t>
             </w:r>
           </w:p>
         </w:tc>
@@ -1315,64 +1006,26 @@
         <w:rPr>
           <w:rFonts w:eastAsia="MS Mincho"/>
         </w:rPr>
-        <w:t xml:space="preserve">Lý do </w:t>
-      </w:r>
-      <w:proofErr w:type="spellStart"/>
-      <w:r>
-        <w:rPr>
-          <w:rFonts w:eastAsia="MS Mincho"/>
-        </w:rPr>
-        <w:t>ngừng</w:t>
-      </w:r>
-      <w:proofErr w:type="spellEnd"/>
+        <w:t>Lý do ngừng cấp điệ</w:t>
+      </w:r>
+      <w:r>
+        <w:rPr>
+          <w:rFonts w:eastAsia="MS Mincho"/>
+        </w:rPr>
+        <w:t>n</w:t>
+      </w:r>
       <w:r>
         <w:rPr>
           <w:rFonts w:eastAsia="MS Mincho"/>
         </w:rPr>
         <w:t xml:space="preserve"> </w:t>
       </w:r>
-      <w:proofErr w:type="spellStart"/>
-      <w:r>
-        <w:rPr>
-          <w:rFonts w:eastAsia="MS Mincho"/>
-        </w:rPr>
-        <w:t>cấp</w:t>
-      </w:r>
-      <w:proofErr w:type="spellEnd"/>
-      <w:r>
-        <w:rPr>
-          <w:rFonts w:eastAsia="MS Mincho"/>
-        </w:rPr>
-        <w:t xml:space="preserve"> </w:t>
-      </w:r>
-      <w:proofErr w:type="spellStart"/>
-      <w:proofErr w:type="gramStart"/>
-      <w:r>
-        <w:rPr>
-          <w:rFonts w:eastAsia="MS Mincho"/>
-        </w:rPr>
-        <w:t>điệ</w:t>
-      </w:r>
-      <w:r>
-        <w:rPr>
-          <w:rFonts w:eastAsia="MS Mincho"/>
-        </w:rPr>
-        <w:t>n</w:t>
-      </w:r>
-      <w:proofErr w:type="spellEnd"/>
-      <w:r>
-        <w:rPr>
-          <w:rFonts w:eastAsia="MS Mincho"/>
-        </w:rPr>
-        <w:t xml:space="preserve"> </w:t>
-      </w:r>
       <w:r>
         <w:rPr>
           <w:rFonts w:eastAsia="MS Mincho"/>
         </w:rPr>
         <w:t>:</w:t>
       </w:r>
-      <w:proofErr w:type="gramEnd"/>
       <w:r>
         <w:rPr>
           <w:rFonts w:eastAsia="MS Mincho"/>
@@ -1392,493 +1045,29 @@
           <w:rFonts w:eastAsia="MS Mincho"/>
         </w:rPr>
       </w:pPr>
-      <w:proofErr w:type="spellStart"/>
-      <w:r>
-        <w:rPr>
-          <w:rFonts w:eastAsia="MS Mincho"/>
-        </w:rPr>
-        <w:t>Đề</w:t>
-      </w:r>
-      <w:proofErr w:type="spellEnd"/>
-      <w:r>
-        <w:rPr>
-          <w:rFonts w:eastAsia="MS Mincho"/>
-        </w:rPr>
-        <w:t xml:space="preserve"> </w:t>
-      </w:r>
-      <w:proofErr w:type="spellStart"/>
-      <w:r>
-        <w:rPr>
-          <w:rFonts w:eastAsia="MS Mincho"/>
-        </w:rPr>
-        <w:t>nghị</w:t>
-      </w:r>
-      <w:proofErr w:type="spellEnd"/>
-      <w:r>
-        <w:rPr>
-          <w:rFonts w:eastAsia="MS Mincho"/>
-        </w:rPr>
-        <w:t xml:space="preserve"> </w:t>
-      </w:r>
-      <w:proofErr w:type="spellStart"/>
-      <w:r>
-        <w:rPr>
-          <w:rFonts w:eastAsia="MS Mincho"/>
-        </w:rPr>
-        <w:t>khách</w:t>
-      </w:r>
-      <w:proofErr w:type="spellEnd"/>
-      <w:r>
-        <w:rPr>
-          <w:rFonts w:eastAsia="MS Mincho"/>
-        </w:rPr>
-        <w:t xml:space="preserve"> </w:t>
-      </w:r>
-      <w:proofErr w:type="spellStart"/>
-      <w:r>
-        <w:rPr>
-          <w:rFonts w:eastAsia="MS Mincho"/>
-        </w:rPr>
-        <w:t>hàng</w:t>
-      </w:r>
-      <w:proofErr w:type="spellEnd"/>
-      <w:r>
-        <w:rPr>
-          <w:rFonts w:eastAsia="MS Mincho"/>
-        </w:rPr>
-        <w:t xml:space="preserve"> </w:t>
-      </w:r>
-      <w:proofErr w:type="spellStart"/>
-      <w:r>
-        <w:rPr>
-          <w:rFonts w:eastAsia="MS Mincho"/>
-        </w:rPr>
-        <w:t>sử</w:t>
-      </w:r>
-      <w:proofErr w:type="spellEnd"/>
-      <w:r>
-        <w:rPr>
-          <w:rFonts w:eastAsia="MS Mincho"/>
-        </w:rPr>
-        <w:t xml:space="preserve"> </w:t>
-      </w:r>
-      <w:proofErr w:type="spellStart"/>
-      <w:r>
-        <w:rPr>
-          <w:rFonts w:eastAsia="MS Mincho"/>
-        </w:rPr>
-        <w:t>dụng</w:t>
-      </w:r>
-      <w:proofErr w:type="spellEnd"/>
-      <w:r>
-        <w:rPr>
-          <w:rFonts w:eastAsia="MS Mincho"/>
-        </w:rPr>
-        <w:t xml:space="preserve"> </w:t>
-      </w:r>
-      <w:proofErr w:type="spellStart"/>
-      <w:r>
-        <w:rPr>
-          <w:rFonts w:eastAsia="MS Mincho"/>
-        </w:rPr>
-        <w:t>cầu</w:t>
-      </w:r>
-      <w:proofErr w:type="spellEnd"/>
-      <w:r>
-        <w:rPr>
-          <w:rFonts w:eastAsia="MS Mincho"/>
-        </w:rPr>
-        <w:t xml:space="preserve"> dao </w:t>
-      </w:r>
-      <w:proofErr w:type="spellStart"/>
-      <w:r>
-        <w:rPr>
-          <w:rFonts w:eastAsia="MS Mincho"/>
-        </w:rPr>
-        <w:t>đảo</w:t>
-      </w:r>
-      <w:proofErr w:type="spellEnd"/>
-      <w:r>
-        <w:rPr>
-          <w:rFonts w:eastAsia="MS Mincho"/>
-        </w:rPr>
-        <w:t xml:space="preserve"> </w:t>
-      </w:r>
-      <w:proofErr w:type="spellStart"/>
-      <w:r>
-        <w:rPr>
-          <w:rFonts w:eastAsia="MS Mincho"/>
-        </w:rPr>
-        <w:t>chiều</w:t>
-      </w:r>
-      <w:proofErr w:type="spellEnd"/>
-      <w:r>
-        <w:rPr>
-          <w:rFonts w:eastAsia="MS Mincho"/>
-        </w:rPr>
-        <w:t xml:space="preserve"> </w:t>
-      </w:r>
-      <w:proofErr w:type="spellStart"/>
-      <w:r>
-        <w:rPr>
-          <w:rFonts w:eastAsia="MS Mincho"/>
-        </w:rPr>
-        <w:t>cắt</w:t>
-      </w:r>
-      <w:proofErr w:type="spellEnd"/>
-      <w:r>
-        <w:rPr>
-          <w:rFonts w:eastAsia="MS Mincho"/>
-        </w:rPr>
-        <w:t xml:space="preserve"> </w:t>
-      </w:r>
-      <w:proofErr w:type="spellStart"/>
-      <w:r>
-        <w:rPr>
-          <w:rFonts w:eastAsia="MS Mincho"/>
-        </w:rPr>
-        <w:t>cả</w:t>
-      </w:r>
-      <w:proofErr w:type="spellEnd"/>
-      <w:r>
-        <w:rPr>
-          <w:rFonts w:eastAsia="MS Mincho"/>
-        </w:rPr>
-        <w:t xml:space="preserve"> </w:t>
-      </w:r>
-      <w:proofErr w:type="spellStart"/>
-      <w:r>
-        <w:rPr>
-          <w:rFonts w:eastAsia="MS Mincho"/>
-        </w:rPr>
-        <w:t>dây</w:t>
-      </w:r>
-      <w:proofErr w:type="spellEnd"/>
-      <w:r>
-        <w:rPr>
-          <w:rFonts w:eastAsia="MS Mincho"/>
-        </w:rPr>
-        <w:t xml:space="preserve"> </w:t>
-      </w:r>
-      <w:proofErr w:type="spellStart"/>
-      <w:r>
-        <w:rPr>
-          <w:rFonts w:eastAsia="MS Mincho"/>
-        </w:rPr>
-        <w:t>pha</w:t>
-      </w:r>
-      <w:proofErr w:type="spellEnd"/>
-      <w:r>
-        <w:rPr>
-          <w:rFonts w:eastAsia="MS Mincho"/>
-        </w:rPr>
-        <w:t xml:space="preserve"> </w:t>
-      </w:r>
-      <w:proofErr w:type="spellStart"/>
-      <w:r>
-        <w:rPr>
-          <w:rFonts w:eastAsia="MS Mincho"/>
-        </w:rPr>
-        <w:t>và</w:t>
-      </w:r>
-      <w:proofErr w:type="spellEnd"/>
-      <w:r>
-        <w:rPr>
-          <w:rFonts w:eastAsia="MS Mincho"/>
-        </w:rPr>
-        <w:t xml:space="preserve"> </w:t>
-      </w:r>
-      <w:proofErr w:type="spellStart"/>
-      <w:r>
-        <w:rPr>
-          <w:rFonts w:eastAsia="MS Mincho"/>
-        </w:rPr>
-        <w:t>dây</w:t>
-      </w:r>
-      <w:proofErr w:type="spellEnd"/>
-      <w:r>
-        <w:rPr>
-          <w:rFonts w:eastAsia="MS Mincho"/>
-        </w:rPr>
-        <w:t xml:space="preserve"> </w:t>
-      </w:r>
-      <w:proofErr w:type="spellStart"/>
-      <w:r>
-        <w:rPr>
-          <w:rFonts w:eastAsia="MS Mincho"/>
-        </w:rPr>
-        <w:t>trung</w:t>
-      </w:r>
-      <w:proofErr w:type="spellEnd"/>
-      <w:r>
-        <w:rPr>
-          <w:rFonts w:eastAsia="MS Mincho"/>
-        </w:rPr>
-        <w:t xml:space="preserve"> </w:t>
-      </w:r>
-      <w:proofErr w:type="spellStart"/>
-      <w:r>
-        <w:rPr>
-          <w:rFonts w:eastAsia="MS Mincho"/>
-        </w:rPr>
-        <w:t>tính</w:t>
-      </w:r>
-      <w:proofErr w:type="spellEnd"/>
-      <w:r>
-        <w:rPr>
-          <w:rFonts w:eastAsia="MS Mincho"/>
-        </w:rPr>
-        <w:t xml:space="preserve"> </w:t>
-      </w:r>
-      <w:proofErr w:type="spellStart"/>
-      <w:r>
-        <w:rPr>
-          <w:rFonts w:eastAsia="MS Mincho"/>
-        </w:rPr>
-        <w:t>cách</w:t>
-      </w:r>
-      <w:proofErr w:type="spellEnd"/>
-      <w:r>
-        <w:rPr>
-          <w:rFonts w:eastAsia="MS Mincho"/>
-        </w:rPr>
-        <w:t xml:space="preserve"> </w:t>
-      </w:r>
-      <w:proofErr w:type="spellStart"/>
-      <w:r>
-        <w:rPr>
-          <w:rFonts w:eastAsia="MS Mincho"/>
-        </w:rPr>
-        <w:t>ly</w:t>
-      </w:r>
-      <w:proofErr w:type="spellEnd"/>
-      <w:r>
-        <w:rPr>
-          <w:rFonts w:eastAsia="MS Mincho"/>
-        </w:rPr>
-        <w:t xml:space="preserve"> </w:t>
-      </w:r>
-      <w:proofErr w:type="spellStart"/>
-      <w:r>
-        <w:rPr>
-          <w:rFonts w:eastAsia="MS Mincho"/>
-        </w:rPr>
-        <w:t>hoàn</w:t>
-      </w:r>
-      <w:proofErr w:type="spellEnd"/>
-      <w:r>
-        <w:rPr>
-          <w:rFonts w:eastAsia="MS Mincho"/>
-        </w:rPr>
-        <w:t xml:space="preserve"> </w:t>
-      </w:r>
-      <w:proofErr w:type="spellStart"/>
-      <w:r>
-        <w:rPr>
-          <w:rFonts w:eastAsia="MS Mincho"/>
-        </w:rPr>
-        <w:t>toàn</w:t>
-      </w:r>
-      <w:proofErr w:type="spellEnd"/>
-      <w:r>
-        <w:rPr>
-          <w:rFonts w:eastAsia="MS Mincho"/>
-        </w:rPr>
-        <w:t xml:space="preserve"> </w:t>
-      </w:r>
-      <w:proofErr w:type="spellStart"/>
-      <w:r>
-        <w:rPr>
-          <w:rFonts w:eastAsia="MS Mincho"/>
-        </w:rPr>
-        <w:t>giữa</w:t>
-      </w:r>
-      <w:proofErr w:type="spellEnd"/>
-      <w:r>
-        <w:rPr>
-          <w:rFonts w:eastAsia="MS Mincho"/>
-        </w:rPr>
-        <w:t xml:space="preserve"> </w:t>
-      </w:r>
-      <w:proofErr w:type="spellStart"/>
-      <w:r>
-        <w:rPr>
-          <w:rFonts w:eastAsia="MS Mincho"/>
-        </w:rPr>
-        <w:t>nguồn</w:t>
-      </w:r>
-      <w:proofErr w:type="spellEnd"/>
-      <w:r>
-        <w:rPr>
-          <w:rFonts w:eastAsia="MS Mincho"/>
-        </w:rPr>
-        <w:t xml:space="preserve"> </w:t>
-      </w:r>
-      <w:proofErr w:type="spellStart"/>
-      <w:r>
-        <w:rPr>
-          <w:rFonts w:eastAsia="MS Mincho"/>
-        </w:rPr>
-        <w:t>điện</w:t>
-      </w:r>
-      <w:proofErr w:type="spellEnd"/>
-      <w:r>
-        <w:rPr>
-          <w:rFonts w:eastAsia="MS Mincho"/>
-        </w:rPr>
-        <w:t xml:space="preserve"> </w:t>
-      </w:r>
-      <w:proofErr w:type="spellStart"/>
-      <w:r>
-        <w:rPr>
-          <w:rFonts w:eastAsia="MS Mincho"/>
-        </w:rPr>
-        <w:t>và</w:t>
-      </w:r>
-      <w:proofErr w:type="spellEnd"/>
-      <w:r>
-        <w:rPr>
-          <w:rFonts w:eastAsia="MS Mincho"/>
-        </w:rPr>
-        <w:t xml:space="preserve"> </w:t>
-      </w:r>
-      <w:r>
-        <w:rPr>
-          <w:rFonts w:eastAsia="MS Mincho"/>
-        </w:rPr>
-        <w:t>my</w:t>
-      </w:r>
-      <w:r>
-        <w:rPr>
-          <w:rFonts w:eastAsia="MS Mincho"/>
-        </w:rPr>
-        <w:t xml:space="preserve"> </w:t>
-      </w:r>
-      <w:proofErr w:type="spellStart"/>
-      <w:r>
-        <w:rPr>
-          <w:rFonts w:eastAsia="MS Mincho"/>
-        </w:rPr>
-        <w:t>phát</w:t>
-      </w:r>
-      <w:proofErr w:type="spellEnd"/>
-      <w:r>
-        <w:rPr>
-          <w:rFonts w:eastAsia="MS Mincho"/>
-        </w:rPr>
-        <w:t xml:space="preserve"> (</w:t>
-      </w:r>
-      <w:proofErr w:type="spellStart"/>
-      <w:r>
-        <w:rPr>
-          <w:rFonts w:eastAsia="MS Mincho"/>
-        </w:rPr>
-        <w:t>nếu</w:t>
-      </w:r>
-      <w:proofErr w:type="spellEnd"/>
-      <w:r>
-        <w:rPr>
-          <w:rFonts w:eastAsia="MS Mincho"/>
-        </w:rPr>
-        <w:t xml:space="preserve"> </w:t>
-      </w:r>
-      <w:proofErr w:type="spellStart"/>
-      <w:r>
-        <w:rPr>
-          <w:rFonts w:eastAsia="MS Mincho"/>
-        </w:rPr>
-        <w:t>có</w:t>
-      </w:r>
-      <w:proofErr w:type="spellEnd"/>
-      <w:r>
-        <w:rPr>
-          <w:rFonts w:eastAsia="MS Mincho"/>
-        </w:rPr>
-        <w:t xml:space="preserve">) </w:t>
-      </w:r>
-      <w:proofErr w:type="spellStart"/>
-      <w:r>
-        <w:rPr>
-          <w:rFonts w:eastAsia="MS Mincho"/>
-        </w:rPr>
-        <w:t>trong</w:t>
-      </w:r>
-      <w:proofErr w:type="spellEnd"/>
-      <w:r>
-        <w:rPr>
-          <w:rFonts w:eastAsia="MS Mincho"/>
-        </w:rPr>
-        <w:t xml:space="preserve"> </w:t>
-      </w:r>
-      <w:proofErr w:type="spellStart"/>
-      <w:r>
-        <w:rPr>
-          <w:rFonts w:eastAsia="MS Mincho"/>
-        </w:rPr>
-        <w:t>thời</w:t>
-      </w:r>
-      <w:proofErr w:type="spellEnd"/>
-      <w:r>
-        <w:rPr>
-          <w:rFonts w:eastAsia="MS Mincho"/>
-        </w:rPr>
-        <w:t xml:space="preserve"> </w:t>
-      </w:r>
-      <w:proofErr w:type="spellStart"/>
-      <w:r>
-        <w:rPr>
-          <w:rFonts w:eastAsia="MS Mincho"/>
-        </w:rPr>
-        <w:t>gian</w:t>
-      </w:r>
-      <w:proofErr w:type="spellEnd"/>
-      <w:r>
-        <w:rPr>
-          <w:rFonts w:eastAsia="MS Mincho"/>
-        </w:rPr>
-        <w:t xml:space="preserve"> </w:t>
-      </w:r>
-      <w:proofErr w:type="spellStart"/>
-      <w:r>
-        <w:rPr>
-          <w:rFonts w:eastAsia="MS Mincho"/>
-        </w:rPr>
-        <w:t>mất</w:t>
-      </w:r>
-      <w:proofErr w:type="spellEnd"/>
-      <w:r>
-        <w:rPr>
-          <w:rFonts w:eastAsia="MS Mincho"/>
-        </w:rPr>
-        <w:t xml:space="preserve"> </w:t>
-      </w:r>
-      <w:proofErr w:type="spellStart"/>
-      <w:r>
-        <w:rPr>
-          <w:rFonts w:eastAsia="MS Mincho"/>
-        </w:rPr>
-        <w:t>điện</w:t>
-      </w:r>
-      <w:proofErr w:type="spellEnd"/>
-      <w:r>
-        <w:rPr>
-          <w:rFonts w:eastAsia="MS Mincho"/>
-        </w:rPr>
-        <w:t xml:space="preserve"> </w:t>
-      </w:r>
-      <w:proofErr w:type="spellStart"/>
-      <w:r>
-        <w:rPr>
-          <w:rFonts w:eastAsia="MS Mincho"/>
-        </w:rPr>
-        <w:t>trên</w:t>
-      </w:r>
-      <w:proofErr w:type="spellEnd"/>
-      <w:r>
-        <w:rPr>
-          <w:rFonts w:eastAsia="MS Mincho"/>
-        </w:rPr>
-        <w:t>.</w:t>
+      <w:r>
+        <w:rPr>
+          <w:rFonts w:eastAsia="MS Mincho"/>
+        </w:rPr>
+        <w:t xml:space="preserve">Đề nghị khách hàng sử dụng cầu dao đảo chiều cắt cả dây pha và dây trung tính cách ly hoàn toàn giữa nguồn điện và </w:t>
+      </w:r>
+      <w:r>
+        <w:rPr>
+          <w:rFonts w:eastAsia="MS Mincho"/>
+        </w:rPr>
+        <w:t>m</w:t>
+      </w:r>
+      <w:r>
+        <w:rPr>
+          <w:rFonts w:eastAsia="MS Mincho"/>
+        </w:rPr>
+        <w:t>áy</w:t>
+      </w:r>
+      <w:r>
+        <w:rPr>
+          <w:rFonts w:eastAsia="MS Mincho"/>
+        </w:rPr>
+        <w:t xml:space="preserve"> phát (nếu có) trong thời gian mất điện trên.</w:t>
       </w:r>
     </w:p>
     <w:p>
@@ -1922,675 +1111,45 @@
         <w:rPr>
           <w:rFonts w:eastAsia="MS Mincho"/>
         </w:rPr>
+        <w:t xml:space="preserve"> Hưng Yên</w:t>
+      </w:r>
+      <w:r>
+        <w:rPr>
+          <w:rFonts w:eastAsia="MS Mincho"/>
+        </w:rPr>
+        <w:t xml:space="preserve"> xin trân trọng thông báo để Quý khách hàng được biết và có kế hoạch chủ động trong thời gian t</w:t>
+      </w:r>
+      <w:r>
+        <w:rPr>
+          <w:rFonts w:eastAsia="MS Mincho"/>
+        </w:rPr>
+        <w:t>ạ</w:t>
+      </w:r>
+      <w:r>
+        <w:rPr>
+          <w:rFonts w:eastAsia="MS Mincho"/>
+        </w:rPr>
+        <w:t xml:space="preserve">m ngừng cấp điện trên. Nếu có vấn đề gì chưa rõ, xin Quý khách hàng liên hệ theo số điện thoại </w:t>
+      </w:r>
+      <w:r>
+        <w:rPr>
+          <w:rFonts w:eastAsia="MS Mincho"/>
+          <w:color w:val="FF0000"/>
+        </w:rPr>
+        <w:t>038.583.5188</w:t>
+      </w:r>
+      <w:r>
+        <w:rPr>
+          <w:rFonts w:eastAsia="MS Mincho"/>
+          <w:color w:val="FF0000"/>
+        </w:rPr>
         <w:t xml:space="preserve"> </w:t>
       </w:r>
-      <w:proofErr w:type="spellStart"/>
-      <w:r>
-        <w:rPr>
-          <w:rFonts w:eastAsia="MS Mincho"/>
-        </w:rPr>
-        <w:t>Hưng</w:t>
-      </w:r>
-      <w:proofErr w:type="spellEnd"/>
-      <w:r>
-        <w:rPr>
-          <w:rFonts w:eastAsia="MS Mincho"/>
-        </w:rPr>
-        <w:t xml:space="preserve"> Yên</w:t>
-      </w:r>
-      <w:r>
-        <w:rPr>
-          <w:rFonts w:eastAsia="MS Mincho"/>
-        </w:rPr>
-        <w:t xml:space="preserve"> </w:t>
-      </w:r>
-      <w:proofErr w:type="spellStart"/>
-      <w:r>
-        <w:rPr>
-          <w:rFonts w:eastAsia="MS Mincho"/>
-        </w:rPr>
-        <w:t>xin</w:t>
-      </w:r>
-      <w:proofErr w:type="spellEnd"/>
-      <w:r>
-        <w:rPr>
-          <w:rFonts w:eastAsia="MS Mincho"/>
-        </w:rPr>
-        <w:t xml:space="preserve"> </w:t>
-      </w:r>
-      <w:proofErr w:type="spellStart"/>
-      <w:r>
-        <w:rPr>
-          <w:rFonts w:eastAsia="MS Mincho"/>
-        </w:rPr>
-        <w:t>trân</w:t>
-      </w:r>
-      <w:proofErr w:type="spellEnd"/>
-      <w:r>
-        <w:rPr>
-          <w:rFonts w:eastAsia="MS Mincho"/>
-        </w:rPr>
-        <w:t xml:space="preserve"> </w:t>
-      </w:r>
-      <w:proofErr w:type="spellStart"/>
-      <w:r>
-        <w:rPr>
-          <w:rFonts w:eastAsia="MS Mincho"/>
-        </w:rPr>
-        <w:t>trọng</w:t>
-      </w:r>
-      <w:proofErr w:type="spellEnd"/>
-      <w:r>
-        <w:rPr>
-          <w:rFonts w:eastAsia="MS Mincho"/>
-        </w:rPr>
-        <w:t xml:space="preserve"> </w:t>
-      </w:r>
-      <w:proofErr w:type="spellStart"/>
-      <w:r>
-        <w:rPr>
-          <w:rFonts w:eastAsia="MS Mincho"/>
-        </w:rPr>
-        <w:t>thông</w:t>
-      </w:r>
-      <w:proofErr w:type="spellEnd"/>
-      <w:r>
-        <w:rPr>
-          <w:rFonts w:eastAsia="MS Mincho"/>
-        </w:rPr>
-        <w:t xml:space="preserve"> </w:t>
-      </w:r>
-      <w:proofErr w:type="spellStart"/>
-      <w:r>
-        <w:rPr>
-          <w:rFonts w:eastAsia="MS Mincho"/>
-        </w:rPr>
-        <w:t>báo</w:t>
-      </w:r>
-      <w:proofErr w:type="spellEnd"/>
-      <w:r>
-        <w:rPr>
-          <w:rFonts w:eastAsia="MS Mincho"/>
-        </w:rPr>
-        <w:t xml:space="preserve"> </w:t>
-      </w:r>
-      <w:proofErr w:type="spellStart"/>
-      <w:r>
-        <w:rPr>
-          <w:rFonts w:eastAsia="MS Mincho"/>
-        </w:rPr>
-        <w:t>để</w:t>
-      </w:r>
-      <w:proofErr w:type="spellEnd"/>
-      <w:r>
-        <w:rPr>
-          <w:rFonts w:eastAsia="MS Mincho"/>
-        </w:rPr>
-        <w:t xml:space="preserve"> Quý </w:t>
-      </w:r>
-      <w:proofErr w:type="spellStart"/>
-      <w:r>
-        <w:rPr>
-          <w:rFonts w:eastAsia="MS Mincho"/>
-        </w:rPr>
-        <w:t>khách</w:t>
-      </w:r>
-      <w:proofErr w:type="spellEnd"/>
-      <w:r>
-        <w:rPr>
-          <w:rFonts w:eastAsia="MS Mincho"/>
-        </w:rPr>
-        <w:t xml:space="preserve"> </w:t>
-      </w:r>
-      <w:proofErr w:type="spellStart"/>
-      <w:r>
-        <w:rPr>
-          <w:rFonts w:eastAsia="MS Mincho"/>
-        </w:rPr>
-        <w:t>hàng</w:t>
-      </w:r>
-      <w:proofErr w:type="spellEnd"/>
-      <w:r>
-        <w:rPr>
-          <w:rFonts w:eastAsia="MS Mincho"/>
-        </w:rPr>
-        <w:t xml:space="preserve"> </w:t>
-      </w:r>
-      <w:proofErr w:type="spellStart"/>
-      <w:r>
-        <w:rPr>
-          <w:rFonts w:eastAsia="MS Mincho"/>
-        </w:rPr>
-        <w:t>được</w:t>
-      </w:r>
-      <w:proofErr w:type="spellEnd"/>
-      <w:r>
-        <w:rPr>
-          <w:rFonts w:eastAsia="MS Mincho"/>
-        </w:rPr>
-        <w:t xml:space="preserve"> </w:t>
-      </w:r>
-      <w:proofErr w:type="spellStart"/>
-      <w:r>
-        <w:rPr>
-          <w:rFonts w:eastAsia="MS Mincho"/>
-        </w:rPr>
-        <w:t>biết</w:t>
-      </w:r>
-      <w:proofErr w:type="spellEnd"/>
-      <w:r>
-        <w:rPr>
-          <w:rFonts w:eastAsia="MS Mincho"/>
-        </w:rPr>
-        <w:t xml:space="preserve"> </w:t>
-      </w:r>
-      <w:proofErr w:type="spellStart"/>
-      <w:r>
-        <w:rPr>
-          <w:rFonts w:eastAsia="MS Mincho"/>
-        </w:rPr>
-        <w:t>và</w:t>
-      </w:r>
-      <w:proofErr w:type="spellEnd"/>
-      <w:r>
-        <w:rPr>
-          <w:rFonts w:eastAsia="MS Mincho"/>
-        </w:rPr>
-        <w:t xml:space="preserve"> </w:t>
-      </w:r>
-      <w:proofErr w:type="spellStart"/>
-      <w:r>
-        <w:rPr>
-          <w:rFonts w:eastAsia="MS Mincho"/>
-        </w:rPr>
-        <w:t>có</w:t>
-      </w:r>
-      <w:proofErr w:type="spellEnd"/>
-      <w:r>
-        <w:rPr>
-          <w:rFonts w:eastAsia="MS Mincho"/>
-        </w:rPr>
-        <w:t xml:space="preserve"> </w:t>
-      </w:r>
-      <w:proofErr w:type="spellStart"/>
-      <w:r>
-        <w:rPr>
-          <w:rFonts w:eastAsia="MS Mincho"/>
-        </w:rPr>
-        <w:t>kế</w:t>
-      </w:r>
-      <w:proofErr w:type="spellEnd"/>
-      <w:r>
-        <w:rPr>
-          <w:rFonts w:eastAsia="MS Mincho"/>
-        </w:rPr>
-        <w:t xml:space="preserve"> </w:t>
-      </w:r>
-      <w:proofErr w:type="spellStart"/>
-      <w:r>
-        <w:rPr>
-          <w:rFonts w:eastAsia="MS Mincho"/>
-        </w:rPr>
-        <w:t>hoạch</w:t>
-      </w:r>
-      <w:proofErr w:type="spellEnd"/>
-      <w:r>
-        <w:rPr>
-          <w:rFonts w:eastAsia="MS Mincho"/>
-        </w:rPr>
-        <w:t xml:space="preserve"> </w:t>
-      </w:r>
-      <w:proofErr w:type="spellStart"/>
-      <w:r>
-        <w:rPr>
-          <w:rFonts w:eastAsia="MS Mincho"/>
-        </w:rPr>
-        <w:t>chủ</w:t>
-      </w:r>
-      <w:proofErr w:type="spellEnd"/>
-      <w:r>
-        <w:rPr>
-          <w:rFonts w:eastAsia="MS Mincho"/>
-        </w:rPr>
-        <w:t xml:space="preserve"> </w:t>
-      </w:r>
-      <w:proofErr w:type="spellStart"/>
-      <w:r>
-        <w:rPr>
-          <w:rFonts w:eastAsia="MS Mincho"/>
-        </w:rPr>
-        <w:t>động</w:t>
-      </w:r>
-      <w:proofErr w:type="spellEnd"/>
-      <w:r>
-        <w:rPr>
-          <w:rFonts w:eastAsia="MS Mincho"/>
-        </w:rPr>
-        <w:t xml:space="preserve"> </w:t>
-      </w:r>
-      <w:proofErr w:type="spellStart"/>
-      <w:r>
-        <w:rPr>
-          <w:rFonts w:eastAsia="MS Mincho"/>
-        </w:rPr>
-        <w:t>trong</w:t>
-      </w:r>
-      <w:proofErr w:type="spellEnd"/>
-      <w:r>
-        <w:rPr>
-          <w:rFonts w:eastAsia="MS Mincho"/>
-        </w:rPr>
-        <w:t xml:space="preserve"> </w:t>
-      </w:r>
-      <w:proofErr w:type="spellStart"/>
-      <w:r>
-        <w:rPr>
-          <w:rFonts w:eastAsia="MS Mincho"/>
-        </w:rPr>
-        <w:t>thời</w:t>
-      </w:r>
-      <w:proofErr w:type="spellEnd"/>
-      <w:r>
-        <w:rPr>
-          <w:rFonts w:eastAsia="MS Mincho"/>
-        </w:rPr>
-        <w:t xml:space="preserve"> </w:t>
-      </w:r>
-      <w:proofErr w:type="spellStart"/>
-      <w:r>
-        <w:rPr>
-          <w:rFonts w:eastAsia="MS Mincho"/>
-        </w:rPr>
-        <w:t>gian</w:t>
-      </w:r>
-      <w:proofErr w:type="spellEnd"/>
-      <w:r>
-        <w:rPr>
-          <w:rFonts w:eastAsia="MS Mincho"/>
-        </w:rPr>
-        <w:t xml:space="preserve"> </w:t>
-      </w:r>
-      <w:proofErr w:type="spellStart"/>
-      <w:r>
-        <w:rPr>
-          <w:rFonts w:eastAsia="MS Mincho"/>
-        </w:rPr>
-        <w:t>t</w:t>
-      </w:r>
-      <w:r>
-        <w:rPr>
-          <w:rFonts w:eastAsia="MS Mincho"/>
-        </w:rPr>
-        <w:t>ạ</w:t>
-      </w:r>
-      <w:r>
-        <w:rPr>
-          <w:rFonts w:eastAsia="MS Mincho"/>
-        </w:rPr>
-        <w:t>m</w:t>
-      </w:r>
-      <w:proofErr w:type="spellEnd"/>
-      <w:r>
-        <w:rPr>
-          <w:rFonts w:eastAsia="MS Mincho"/>
-        </w:rPr>
-        <w:t xml:space="preserve"> </w:t>
-      </w:r>
-      <w:proofErr w:type="spellStart"/>
-      <w:r>
-        <w:rPr>
-          <w:rFonts w:eastAsia="MS Mincho"/>
-        </w:rPr>
-        <w:t>ngừng</w:t>
-      </w:r>
-      <w:proofErr w:type="spellEnd"/>
-      <w:r>
-        <w:rPr>
-          <w:rFonts w:eastAsia="MS Mincho"/>
-        </w:rPr>
-        <w:t xml:space="preserve"> </w:t>
-      </w:r>
-      <w:proofErr w:type="spellStart"/>
-      <w:r>
-        <w:rPr>
-          <w:rFonts w:eastAsia="MS Mincho"/>
-        </w:rPr>
-        <w:t>cấp</w:t>
-      </w:r>
-      <w:proofErr w:type="spellEnd"/>
-      <w:r>
-        <w:rPr>
-          <w:rFonts w:eastAsia="MS Mincho"/>
-        </w:rPr>
-        <w:t xml:space="preserve"> </w:t>
-      </w:r>
-      <w:proofErr w:type="spellStart"/>
-      <w:r>
-        <w:rPr>
-          <w:rFonts w:eastAsia="MS Mincho"/>
-        </w:rPr>
-        <w:t>điện</w:t>
-      </w:r>
-      <w:proofErr w:type="spellEnd"/>
-      <w:r>
-        <w:rPr>
-          <w:rFonts w:eastAsia="MS Mincho"/>
-        </w:rPr>
-        <w:t xml:space="preserve"> </w:t>
-      </w:r>
-      <w:proofErr w:type="spellStart"/>
-      <w:r>
-        <w:rPr>
-          <w:rFonts w:eastAsia="MS Mincho"/>
-        </w:rPr>
-        <w:t>trên</w:t>
-      </w:r>
-      <w:proofErr w:type="spellEnd"/>
-      <w:r>
-        <w:rPr>
-          <w:rFonts w:eastAsia="MS Mincho"/>
-        </w:rPr>
-        <w:t xml:space="preserve">. </w:t>
-      </w:r>
-      <w:proofErr w:type="spellStart"/>
-      <w:r>
-        <w:rPr>
-          <w:rFonts w:eastAsia="MS Mincho"/>
-        </w:rPr>
-        <w:t>Nếu</w:t>
-      </w:r>
-      <w:proofErr w:type="spellEnd"/>
-      <w:r>
-        <w:rPr>
-          <w:rFonts w:eastAsia="MS Mincho"/>
-        </w:rPr>
-        <w:t xml:space="preserve"> </w:t>
-      </w:r>
-      <w:proofErr w:type="spellStart"/>
-      <w:r>
-        <w:rPr>
-          <w:rFonts w:eastAsia="MS Mincho"/>
-        </w:rPr>
-        <w:t>có</w:t>
-      </w:r>
-      <w:proofErr w:type="spellEnd"/>
-      <w:r>
-        <w:rPr>
-          <w:rFonts w:eastAsia="MS Mincho"/>
-        </w:rPr>
-        <w:t xml:space="preserve"> </w:t>
-      </w:r>
-      <w:proofErr w:type="spellStart"/>
-      <w:r>
-        <w:rPr>
-          <w:rFonts w:eastAsia="MS Mincho"/>
-        </w:rPr>
-        <w:t>vấn</w:t>
-      </w:r>
-      <w:proofErr w:type="spellEnd"/>
-      <w:r>
-        <w:rPr>
-          <w:rFonts w:eastAsia="MS Mincho"/>
-        </w:rPr>
-        <w:t xml:space="preserve"> </w:t>
-      </w:r>
-      <w:proofErr w:type="spellStart"/>
-      <w:r>
-        <w:rPr>
-          <w:rFonts w:eastAsia="MS Mincho"/>
-        </w:rPr>
-        <w:t>đề</w:t>
-      </w:r>
-      <w:proofErr w:type="spellEnd"/>
-      <w:r>
-        <w:rPr>
-          <w:rFonts w:eastAsia="MS Mincho"/>
-        </w:rPr>
-        <w:t xml:space="preserve"> </w:t>
-      </w:r>
-      <w:proofErr w:type="spellStart"/>
-      <w:r>
-        <w:rPr>
-          <w:rFonts w:eastAsia="MS Mincho"/>
-        </w:rPr>
-        <w:t>gì</w:t>
-      </w:r>
-      <w:proofErr w:type="spellEnd"/>
-      <w:r>
-        <w:rPr>
-          <w:rFonts w:eastAsia="MS Mincho"/>
-        </w:rPr>
-        <w:t xml:space="preserve"> </w:t>
-      </w:r>
-      <w:proofErr w:type="spellStart"/>
-      <w:r>
-        <w:rPr>
-          <w:rFonts w:eastAsia="MS Mincho"/>
-        </w:rPr>
-        <w:t>chưa</w:t>
-      </w:r>
-      <w:proofErr w:type="spellEnd"/>
-      <w:r>
-        <w:rPr>
-          <w:rFonts w:eastAsia="MS Mincho"/>
-        </w:rPr>
-        <w:t xml:space="preserve"> </w:t>
-      </w:r>
-      <w:proofErr w:type="spellStart"/>
-      <w:r>
-        <w:rPr>
-          <w:rFonts w:eastAsia="MS Mincho"/>
-        </w:rPr>
-        <w:t>rõ</w:t>
-      </w:r>
-      <w:proofErr w:type="spellEnd"/>
-      <w:r>
-        <w:rPr>
-          <w:rFonts w:eastAsia="MS Mincho"/>
-        </w:rPr>
-        <w:t xml:space="preserve">, </w:t>
-      </w:r>
-      <w:proofErr w:type="spellStart"/>
-      <w:r>
-        <w:rPr>
-          <w:rFonts w:eastAsia="MS Mincho"/>
-        </w:rPr>
-        <w:t>xin</w:t>
-      </w:r>
-      <w:proofErr w:type="spellEnd"/>
-      <w:r>
-        <w:rPr>
-          <w:rFonts w:eastAsia="MS Mincho"/>
-        </w:rPr>
-        <w:t xml:space="preserve"> Quý </w:t>
-      </w:r>
-      <w:proofErr w:type="spellStart"/>
-      <w:r>
-        <w:rPr>
-          <w:rFonts w:eastAsia="MS Mincho"/>
-        </w:rPr>
-        <w:t>khách</w:t>
-      </w:r>
-      <w:proofErr w:type="spellEnd"/>
-      <w:r>
-        <w:rPr>
-          <w:rFonts w:eastAsia="MS Mincho"/>
-        </w:rPr>
-        <w:t xml:space="preserve"> </w:t>
-      </w:r>
-      <w:proofErr w:type="spellStart"/>
-      <w:r>
-        <w:rPr>
-          <w:rFonts w:eastAsia="MS Mincho"/>
-        </w:rPr>
-        <w:t>hàng</w:t>
-      </w:r>
-      <w:proofErr w:type="spellEnd"/>
-      <w:r>
-        <w:rPr>
-          <w:rFonts w:eastAsia="MS Mincho"/>
-        </w:rPr>
-        <w:t xml:space="preserve"> </w:t>
-      </w:r>
-      <w:proofErr w:type="spellStart"/>
-      <w:r>
-        <w:rPr>
-          <w:rFonts w:eastAsia="MS Mincho"/>
-        </w:rPr>
-        <w:t>liên</w:t>
-      </w:r>
-      <w:proofErr w:type="spellEnd"/>
-      <w:r>
-        <w:rPr>
-          <w:rFonts w:eastAsia="MS Mincho"/>
-        </w:rPr>
-        <w:t xml:space="preserve"> </w:t>
-      </w:r>
-      <w:proofErr w:type="spellStart"/>
-      <w:r>
-        <w:rPr>
-          <w:rFonts w:eastAsia="MS Mincho"/>
-        </w:rPr>
-        <w:t>hệ</w:t>
-      </w:r>
-      <w:proofErr w:type="spellEnd"/>
-      <w:r>
-        <w:rPr>
-          <w:rFonts w:eastAsia="MS Mincho"/>
-        </w:rPr>
-        <w:t xml:space="preserve"> </w:t>
-      </w:r>
-      <w:proofErr w:type="spellStart"/>
-      <w:r>
-        <w:rPr>
-          <w:rFonts w:eastAsia="MS Mincho"/>
-        </w:rPr>
-        <w:t>theo</w:t>
-      </w:r>
-      <w:proofErr w:type="spellEnd"/>
-      <w:r>
-        <w:rPr>
-          <w:rFonts w:eastAsia="MS Mincho"/>
-        </w:rPr>
-        <w:t xml:space="preserve"> </w:t>
-      </w:r>
-      <w:proofErr w:type="spellStart"/>
-      <w:r>
-        <w:rPr>
-          <w:rFonts w:eastAsia="MS Mincho"/>
-        </w:rPr>
-        <w:t>số</w:t>
-      </w:r>
-      <w:proofErr w:type="spellEnd"/>
-      <w:r>
-        <w:rPr>
-          <w:rFonts w:eastAsia="MS Mincho"/>
-        </w:rPr>
-        <w:t xml:space="preserve"> </w:t>
-      </w:r>
-      <w:proofErr w:type="spellStart"/>
-      <w:r>
-        <w:rPr>
-          <w:rFonts w:eastAsia="MS Mincho"/>
-        </w:rPr>
-        <w:t>điện</w:t>
-      </w:r>
-      <w:proofErr w:type="spellEnd"/>
-      <w:r>
-        <w:rPr>
-          <w:rFonts w:eastAsia="MS Mincho"/>
-        </w:rPr>
-        <w:t xml:space="preserve"> </w:t>
-      </w:r>
-      <w:proofErr w:type="spellStart"/>
-      <w:r>
-        <w:rPr>
-          <w:rFonts w:eastAsia="MS Mincho"/>
-        </w:rPr>
-        <w:t>thoại</w:t>
-      </w:r>
-      <w:proofErr w:type="spellEnd"/>
-      <w:r>
-        <w:rPr>
-          <w:rFonts w:eastAsia="MS Mincho"/>
-        </w:rPr>
-        <w:t xml:space="preserve"> </w:t>
-      </w:r>
-      <w:r>
-        <w:rPr>
-          <w:rFonts w:eastAsia="MS Mincho"/>
-          <w:color w:val="FF0000"/>
-        </w:rPr>
-        <w:t>038.583.5188</w:t>
-      </w:r>
-      <w:r>
-        <w:rPr>
-          <w:rFonts w:eastAsia="MS Mincho"/>
-          <w:color w:val="FF0000"/>
-        </w:rPr>
-        <w:t xml:space="preserve"> </w:t>
-      </w:r>
-      <w:r>
-        <w:rPr>
-          <w:rFonts w:eastAsia="MS Mincho"/>
-        </w:rPr>
-        <w:t xml:space="preserve">(24/24h) </w:t>
-      </w:r>
-      <w:proofErr w:type="spellStart"/>
-      <w:r>
-        <w:rPr>
-          <w:rFonts w:eastAsia="MS Mincho"/>
-        </w:rPr>
-        <w:t>để</w:t>
-      </w:r>
-      <w:proofErr w:type="spellEnd"/>
-      <w:r>
-        <w:rPr>
-          <w:rFonts w:eastAsia="MS Mincho"/>
-        </w:rPr>
-        <w:t xml:space="preserve"> </w:t>
-      </w:r>
-      <w:proofErr w:type="spellStart"/>
-      <w:r>
-        <w:rPr>
-          <w:rFonts w:eastAsia="MS Mincho"/>
-        </w:rPr>
-        <w:t>được</w:t>
-      </w:r>
-      <w:proofErr w:type="spellEnd"/>
-      <w:r>
-        <w:rPr>
-          <w:rFonts w:eastAsia="MS Mincho"/>
-        </w:rPr>
-        <w:t xml:space="preserve"> </w:t>
-      </w:r>
-      <w:proofErr w:type="spellStart"/>
-      <w:r>
-        <w:rPr>
-          <w:rFonts w:eastAsia="MS Mincho"/>
-        </w:rPr>
-        <w:t>giải</w:t>
-      </w:r>
-      <w:proofErr w:type="spellEnd"/>
-      <w:r>
-        <w:rPr>
-          <w:rFonts w:eastAsia="MS Mincho"/>
-        </w:rPr>
-        <w:t xml:space="preserve"> </w:t>
-      </w:r>
-      <w:proofErr w:type="spellStart"/>
-      <w:r>
-        <w:rPr>
-          <w:rFonts w:eastAsia="MS Mincho"/>
-        </w:rPr>
-        <w:t>đáp</w:t>
-      </w:r>
-      <w:proofErr w:type="spellEnd"/>
-      <w:r>
-        <w:rPr>
-          <w:rFonts w:eastAsia="MS Mincho"/>
-        </w:rPr>
-        <w:t>.</w:t>
+      <w:r>
+        <w:rPr>
+          <w:rFonts w:eastAsia="MS Mincho"/>
+        </w:rPr>
+        <w:t>(24/24h) để được giải đáp.</w:t>
       </w:r>
     </w:p>
     <w:p>
@@ -2605,63 +1164,7 @@
         <w:rPr>
           <w:rFonts w:eastAsia="MS Mincho"/>
         </w:rPr>
-        <w:t xml:space="preserve">Xin </w:t>
-      </w:r>
-      <w:proofErr w:type="spellStart"/>
-      <w:r>
-        <w:rPr>
-          <w:rFonts w:eastAsia="MS Mincho"/>
-        </w:rPr>
-        <w:t>trân</w:t>
-      </w:r>
-      <w:proofErr w:type="spellEnd"/>
-      <w:r>
-        <w:rPr>
-          <w:rFonts w:eastAsia="MS Mincho"/>
-        </w:rPr>
-        <w:t xml:space="preserve"> </w:t>
-      </w:r>
-      <w:proofErr w:type="spellStart"/>
-      <w:r>
-        <w:rPr>
-          <w:rFonts w:eastAsia="MS Mincho"/>
-        </w:rPr>
-        <w:t>trọng</w:t>
-      </w:r>
-      <w:proofErr w:type="spellEnd"/>
-      <w:r>
-        <w:rPr>
-          <w:rFonts w:eastAsia="MS Mincho"/>
-        </w:rPr>
-        <w:t xml:space="preserve"> </w:t>
-      </w:r>
-      <w:proofErr w:type="spellStart"/>
-      <w:r>
-        <w:rPr>
-          <w:rFonts w:eastAsia="MS Mincho"/>
-        </w:rPr>
-        <w:t>cảm</w:t>
-      </w:r>
-      <w:proofErr w:type="spellEnd"/>
-      <w:r>
-        <w:rPr>
-          <w:rFonts w:eastAsia="MS Mincho"/>
-        </w:rPr>
-        <w:t xml:space="preserve"> </w:t>
-      </w:r>
-      <w:proofErr w:type="spellStart"/>
-      <w:r>
-        <w:rPr>
-          <w:rFonts w:eastAsia="MS Mincho"/>
-        </w:rPr>
-        <w:t>ơn</w:t>
-      </w:r>
-      <w:proofErr w:type="spellEnd"/>
-      <w:r>
-        <w:rPr>
-          <w:rFonts w:eastAsia="MS Mincho"/>
-        </w:rPr>
-        <w:t>!</w:t>
+        <w:t>Xin trân trọng cảm ơn!</w:t>
       </w:r>
     </w:p>
     <w:tbl>
@@ -3093,127 +1596,13 @@
                 <w:bCs/>
               </w:rPr>
             </w:pPr>
-            <w:proofErr w:type="spellStart"/>
             <w:r>
               <w:rPr>
                 <w:b/>
                 <w:bCs/>
               </w:rPr>
-              <w:t>Khách</w:t>
-            </w:r>
-            <w:proofErr w:type="spellEnd"/>
-            <w:r>
-              <w:rPr>
-                <w:b/>
-                <w:bCs/>
-              </w:rPr>
-              <w:t xml:space="preserve"> </w:t>
-            </w:r>
-            <w:proofErr w:type="spellStart"/>
-            <w:r>
-              <w:rPr>
-                <w:b/>
-                <w:bCs/>
-              </w:rPr>
-              <w:t>hàng</w:t>
-            </w:r>
-            <w:proofErr w:type="spellEnd"/>
-            <w:r>
-              <w:rPr>
-                <w:b/>
-                <w:bCs/>
-              </w:rPr>
-              <w:t xml:space="preserve"> /</w:t>
-            </w:r>
-            <w:proofErr w:type="spellStart"/>
-            <w:r>
-              <w:rPr>
-                <w:b/>
-                <w:bCs/>
-              </w:rPr>
-              <w:t>nhóm</w:t>
-            </w:r>
-            <w:proofErr w:type="spellEnd"/>
-            <w:r>
-              <w:rPr>
-                <w:b/>
-                <w:bCs/>
-              </w:rPr>
-              <w:t xml:space="preserve"> </w:t>
-            </w:r>
-            <w:proofErr w:type="spellStart"/>
-            <w:r>
-              <w:rPr>
-                <w:b/>
-                <w:bCs/>
-              </w:rPr>
-              <w:t>khách</w:t>
-            </w:r>
-            <w:proofErr w:type="spellEnd"/>
-            <w:r>
-              <w:rPr>
-                <w:b/>
-                <w:bCs/>
-              </w:rPr>
-              <w:t xml:space="preserve"> </w:t>
-            </w:r>
-            <w:proofErr w:type="spellStart"/>
-            <w:r>
-              <w:rPr>
-                <w:b/>
-                <w:bCs/>
-              </w:rPr>
-              <w:t>hàng</w:t>
-            </w:r>
-            <w:proofErr w:type="spellEnd"/>
-            <w:r>
-              <w:rPr>
-                <w:b/>
-                <w:bCs/>
-              </w:rPr>
-              <w:t xml:space="preserve"> </w:t>
-            </w:r>
-            <w:proofErr w:type="spellStart"/>
-            <w:r>
-              <w:rPr>
-                <w:b/>
-                <w:bCs/>
-              </w:rPr>
-              <w:t>nhận</w:t>
-            </w:r>
-            <w:proofErr w:type="spellEnd"/>
-            <w:r>
-              <w:rPr>
-                <w:b/>
-                <w:bCs/>
-              </w:rPr>
-              <w:t xml:space="preserve"> </w:t>
-            </w:r>
-            <w:proofErr w:type="spellStart"/>
-            <w:r>
-              <w:rPr>
-                <w:b/>
-                <w:bCs/>
-              </w:rPr>
-              <w:t>thông</w:t>
-            </w:r>
-            <w:proofErr w:type="spellEnd"/>
-            <w:r>
-              <w:rPr>
-                <w:b/>
-                <w:bCs/>
-              </w:rPr>
-              <w:t xml:space="preserve"> </w:t>
-            </w:r>
-            <w:proofErr w:type="spellStart"/>
-            <w:r>
-              <w:rPr>
-                <w:b/>
-                <w:bCs/>
-              </w:rPr>
-              <w:t>báo</w:t>
-            </w:r>
-            <w:proofErr w:type="spellEnd"/>
+              <w:t>Khách hàng /nhóm khách hàng nhận thông báo</w:t>
+            </w:r>
           </w:p>
         </w:tc>
         <w:tc>
@@ -3230,63 +1619,13 @@
                 <w:bCs/>
               </w:rPr>
             </w:pPr>
-            <w:proofErr w:type="spellStart"/>
             <w:r>
               <w:rPr>
                 <w:b/>
                 <w:bCs/>
               </w:rPr>
-              <w:t>Hình</w:t>
-            </w:r>
-            <w:proofErr w:type="spellEnd"/>
-            <w:r>
-              <w:rPr>
-                <w:b/>
-                <w:bCs/>
-              </w:rPr>
-              <w:t xml:space="preserve"> </w:t>
-            </w:r>
-            <w:proofErr w:type="spellStart"/>
-            <w:r>
-              <w:rPr>
-                <w:b/>
-                <w:bCs/>
-              </w:rPr>
-              <w:t>thức</w:t>
-            </w:r>
-            <w:proofErr w:type="spellEnd"/>
-            <w:r>
-              <w:rPr>
-                <w:b/>
-                <w:bCs/>
-              </w:rPr>
-              <w:t xml:space="preserve"> </w:t>
-            </w:r>
-            <w:proofErr w:type="spellStart"/>
-            <w:r>
-              <w:rPr>
-                <w:b/>
-                <w:bCs/>
-              </w:rPr>
-              <w:t>thông</w:t>
-            </w:r>
-            <w:proofErr w:type="spellEnd"/>
-            <w:r>
-              <w:rPr>
-                <w:b/>
-                <w:bCs/>
-              </w:rPr>
-              <w:t xml:space="preserve"> </w:t>
-            </w:r>
-            <w:proofErr w:type="spellStart"/>
-            <w:r>
-              <w:rPr>
-                <w:b/>
-                <w:bCs/>
-              </w:rPr>
-              <w:t>báo</w:t>
-            </w:r>
-            <w:proofErr w:type="spellEnd"/>
+              <w:t>Hình thức thông báo</w:t>
+            </w:r>
           </w:p>
         </w:tc>
         <w:tc>
@@ -3303,31 +1642,13 @@
                 <w:bCs/>
               </w:rPr>
             </w:pPr>
-            <w:proofErr w:type="spellStart"/>
             <w:r>
               <w:rPr>
                 <w:b/>
                 <w:bCs/>
               </w:rPr>
-              <w:t>Ghi</w:t>
-            </w:r>
-            <w:proofErr w:type="spellEnd"/>
-            <w:r>
-              <w:rPr>
-                <w:b/>
-                <w:bCs/>
-              </w:rPr>
-              <w:t xml:space="preserve"> </w:t>
-            </w:r>
-            <w:proofErr w:type="spellStart"/>
-            <w:r>
-              <w:rPr>
-                <w:b/>
-                <w:bCs/>
-              </w:rPr>
-              <w:t>chú</w:t>
-            </w:r>
-            <w:proofErr w:type="spellEnd"/>
+              <w:t>Ghi chú</w:t>
+            </w:r>
           </w:p>
         </w:tc>
       </w:tr>
@@ -3342,15 +1663,7 @@
               <w:jc w:val="center"/>
             </w:pPr>
             <w:r>
-              <w:t>{#</w:t>
-            </w:r>
-            <w:proofErr w:type="gramStart"/>
-            <w:r>
-              <w:t>customers}{</w:t>
-            </w:r>
-            <w:proofErr w:type="gramEnd"/>
-            <w:r>
-              <w:t>stt}</w:t>
+              <w:t>{#customers}{stt}</w:t>
             </w:r>
           </w:p>
         </w:tc>
@@ -3377,31 +1690,7 @@
               <w:jc w:val="center"/>
             </w:pPr>
             <w:r>
-              <w:t xml:space="preserve">Qua email </w:t>
-            </w:r>
-            <w:proofErr w:type="spellStart"/>
-            <w:r>
-              <w:t>hoặc</w:t>
-            </w:r>
-            <w:proofErr w:type="spellEnd"/>
-            <w:r>
-              <w:t xml:space="preserve"> </w:t>
-            </w:r>
-            <w:proofErr w:type="spellStart"/>
-            <w:r>
-              <w:t>điện</w:t>
-            </w:r>
-            <w:proofErr w:type="spellEnd"/>
-            <w:r>
-              <w:t xml:space="preserve"> </w:t>
-            </w:r>
-            <w:proofErr w:type="spellStart"/>
-            <w:r>
-              <w:t>thoại</w:t>
-            </w:r>
-            <w:proofErr w:type="spellEnd"/>
-            <w:r>
-              <w:t>.</w:t>
+              <w:t>Qua email hoặc điện thoại.</w:t>
             </w:r>
           </w:p>
         </w:tc>

--- a/public/TBCD-template/PO.KCN-YM.docx
+++ b/public/TBCD-template/PO.KCN-YM.docx
@@ -923,13 +923,13 @@
               <w:rPr>
                 <w:rFonts w:eastAsia="MS Mincho"/>
               </w:rPr>
-              <w:t xml:space="preserve">KCN </w:t>
+              <w:t xml:space="preserve">{area}</w:t>
             </w:r>
             <w:r>
               <w:rPr>
                 <w:rFonts w:eastAsia="MS Mincho"/>
               </w:rPr>
-              <w:t>Yên Mỹ, tỉnh Hưng Yên</w:t>
+              <w:t/>
             </w:r>
           </w:p>
         </w:tc>
@@ -971,7 +971,7 @@
                 <w:i/>
                 <w:iCs/>
               </w:rPr>
-              <w:t>{slotIndex}</w:t>
+              <w:t>{appendixNum}</w:t>
             </w:r>
             <w:r>
               <w:rPr>

--- a/public/TBCD-template/PO.KCN-YM.docx
+++ b/public/TBCD-template/PO.KCN-YM.docx
@@ -718,19 +718,20 @@
     <w:tbl>
       <w:tblPr>
         <w:tblStyle w:val="TableGrid"/>
-        <w:tblW w:w="0" w:type="auto"/>
+        <w:tblW w:w="9059" w:type="dxa"/>
+        <w:tblLayout w:type="fixed"/>
         <w:tblLook w:val="04A0" w:firstRow="1" w:lastRow="0" w:firstColumn="1" w:lastColumn="0" w:noHBand="0" w:noVBand="1"/>
       </w:tblPr>
       <w:tblGrid>
-        <w:gridCol w:w="2115"/>
-        <w:gridCol w:w="1632"/>
-        <w:gridCol w:w="2161"/>
-        <w:gridCol w:w="3153"/>
+        <w:gridCol w:w="669"/>
+        <w:gridCol w:w="3010"/>
+        <w:gridCol w:w="2409"/>
+        <w:gridCol w:w="2971"/>
       </w:tblGrid>
       <w:tr>
         <w:tc>
           <w:tcPr>
-            <w:tcW w:w="0" w:type="auto"/>
+            <w:tcW w:w="669" w:type="dxa"/>
             <w:vAlign w:val="center"/>
           </w:tcPr>
           <w:p>
@@ -755,7 +756,7 @@
         </w:tc>
         <w:tc>
           <w:tcPr>
-            <w:tcW w:w="0" w:type="auto"/>
+            <w:tcW w:w="3010" w:type="dxa"/>
             <w:vAlign w:val="center"/>
           </w:tcPr>
           <w:p>
@@ -780,7 +781,7 @@
         </w:tc>
         <w:tc>
           <w:tcPr>
-            <w:tcW w:w="0" w:type="auto"/>
+            <w:tcW w:w="2409" w:type="dxa"/>
             <w:vAlign w:val="center"/>
           </w:tcPr>
           <w:p>
@@ -805,7 +806,7 @@
         </w:tc>
         <w:tc>
           <w:tcPr>
-            <w:tcW w:w="0" w:type="auto"/>
+            <w:tcW w:w="2971" w:type="dxa"/>
             <w:vAlign w:val="center"/>
           </w:tcPr>
           <w:p>
@@ -835,7 +836,7 @@
         </w:trPr>
         <w:tc>
           <w:tcPr>
-            <w:tcW w:w="0" w:type="auto"/>
+            <w:tcW w:w="669" w:type="dxa"/>
             <w:vAlign w:val="center"/>
           </w:tcPr>
           <w:p>
@@ -867,7 +868,7 @@
         </w:tc>
         <w:tc>
           <w:tcPr>
-            <w:tcW w:w="0" w:type="auto"/>
+            <w:tcW w:w="3010" w:type="dxa"/>
             <w:vAlign w:val="center"/>
           </w:tcPr>
           <w:p>
@@ -908,7 +909,7 @@
         </w:tc>
         <w:tc>
           <w:tcPr>
-            <w:tcW w:w="0" w:type="auto"/>
+            <w:tcW w:w="2409" w:type="dxa"/>
             <w:vAlign w:val="center"/>
           </w:tcPr>
           <w:p>
@@ -935,7 +936,7 @@
         </w:tc>
         <w:tc>
           <w:tcPr>
-            <w:tcW w:w="0" w:type="auto"/>
+            <w:tcW w:w="2971" w:type="dxa"/>
             <w:vAlign w:val="center"/>
           </w:tcPr>
           <w:p>
